--- a/Sistematização.docx
+++ b/Sistematização.docx
@@ -78,6 +78,9 @@
     </w:p>
     <w:p>
       <w:r>
+        <w:rPr>
+          <w:noProof/>
+        </w:rPr>
         <w:drawing>
           <wp:inline distT="0" distB="0" distL="0" distR="0" wp14:anchorId="6B03029A" wp14:editId="2EF720F3">
             <wp:extent cx="4905375" cy="1723963"/>
@@ -117,6 +120,9 @@
     </w:p>
     <w:p>
       <w:r>
+        <w:rPr>
+          <w:noProof/>
+        </w:rPr>
         <w:drawing>
           <wp:inline distT="0" distB="0" distL="0" distR="0" wp14:anchorId="5561FCC5" wp14:editId="2AA9C4B2">
             <wp:extent cx="4914900" cy="1695278"/>
@@ -156,6 +162,9 @@
     </w:p>
     <w:p>
       <w:r>
+        <w:rPr>
+          <w:noProof/>
+        </w:rPr>
         <w:drawing>
           <wp:inline distT="0" distB="0" distL="0" distR="0" wp14:anchorId="6F824B02" wp14:editId="0B7A8E6C">
             <wp:extent cx="4886325" cy="1732915"/>
@@ -265,7 +274,745 @@
         <w:t>2° capítulo</w:t>
       </w:r>
     </w:p>
-    <w:p/>
+    <w:p>
+      <w:r>
+        <w:rPr>
+          <w:noProof/>
+        </w:rPr>
+        <w:drawing>
+          <wp:inline distT="0" distB="0" distL="0" distR="0" wp14:anchorId="403B6684" wp14:editId="250AADA2">
+            <wp:extent cx="5124450" cy="1876425"/>
+            <wp:effectExtent l="0" t="0" r="0" b="9525"/>
+            <wp:docPr id="515229526" name="Imagem 3"/>
+            <wp:cNvGraphicFramePr>
+              <a:graphicFrameLocks xmlns:a="http://schemas.openxmlformats.org/drawingml/2006/main" noChangeAspect="1"/>
+            </wp:cNvGraphicFramePr>
+            <a:graphic xmlns:a="http://schemas.openxmlformats.org/drawingml/2006/main">
+              <a:graphicData uri="http://schemas.openxmlformats.org/drawingml/2006/picture">
+                <pic:pic xmlns:pic="http://schemas.openxmlformats.org/drawingml/2006/picture">
+                  <pic:nvPicPr>
+                    <pic:cNvPr id="0" name="Picture 5"/>
+                    <pic:cNvPicPr>
+                      <a:picLocks noChangeAspect="1" noChangeArrowheads="1"/>
+                    </pic:cNvPicPr>
+                  </pic:nvPicPr>
+                  <pic:blipFill>
+                    <a:blip r:embed="rId7" cstate="print">
+                      <a:extLst>
+                        <a:ext uri="{28A0092B-C50C-407E-A947-70E740481C1C}">
+                          <a14:useLocalDpi xmlns:a14="http://schemas.microsoft.com/office/drawing/2010/main" val="0"/>
+                        </a:ext>
+                      </a:extLst>
+                    </a:blip>
+                    <a:srcRect/>
+                    <a:stretch>
+                      <a:fillRect/>
+                    </a:stretch>
+                  </pic:blipFill>
+                  <pic:spPr bwMode="auto">
+                    <a:xfrm>
+                      <a:off x="0" y="0"/>
+                      <a:ext cx="5130292" cy="1878564"/>
+                    </a:xfrm>
+                    <a:prstGeom prst="rect">
+                      <a:avLst/>
+                    </a:prstGeom>
+                    <a:noFill/>
+                    <a:ln>
+                      <a:noFill/>
+                    </a:ln>
+                  </pic:spPr>
+                </pic:pic>
+              </a:graphicData>
+            </a:graphic>
+          </wp:inline>
+        </w:drawing>
+      </w:r>
+      <w:r>
+        <w:rPr>
+          <w:noProof/>
+        </w:rPr>
+        <w:drawing>
+          <wp:inline distT="0" distB="0" distL="0" distR="0" wp14:anchorId="5D958F80" wp14:editId="5205012B">
+            <wp:extent cx="5133975" cy="1790700"/>
+            <wp:effectExtent l="0" t="0" r="9525" b="0"/>
+            <wp:docPr id="2079012121" name="Imagem 4"/>
+            <wp:cNvGraphicFramePr>
+              <a:graphicFrameLocks xmlns:a="http://schemas.openxmlformats.org/drawingml/2006/main" noChangeAspect="1"/>
+            </wp:cNvGraphicFramePr>
+            <a:graphic xmlns:a="http://schemas.openxmlformats.org/drawingml/2006/main">
+              <a:graphicData uri="http://schemas.openxmlformats.org/drawingml/2006/picture">
+                <pic:pic xmlns:pic="http://schemas.openxmlformats.org/drawingml/2006/picture">
+                  <pic:nvPicPr>
+                    <pic:cNvPr id="0" name="Picture 6"/>
+                    <pic:cNvPicPr>
+                      <a:picLocks noChangeAspect="1" noChangeArrowheads="1"/>
+                    </pic:cNvPicPr>
+                  </pic:nvPicPr>
+                  <pic:blipFill>
+                    <a:blip r:embed="rId8" cstate="print">
+                      <a:extLst>
+                        <a:ext uri="{28A0092B-C50C-407E-A947-70E740481C1C}">
+                          <a14:useLocalDpi xmlns:a14="http://schemas.microsoft.com/office/drawing/2010/main" val="0"/>
+                        </a:ext>
+                      </a:extLst>
+                    </a:blip>
+                    <a:srcRect/>
+                    <a:stretch>
+                      <a:fillRect/>
+                    </a:stretch>
+                  </pic:blipFill>
+                  <pic:spPr bwMode="auto">
+                    <a:xfrm>
+                      <a:off x="0" y="0"/>
+                      <a:ext cx="5133975" cy="1790700"/>
+                    </a:xfrm>
+                    <a:prstGeom prst="rect">
+                      <a:avLst/>
+                    </a:prstGeom>
+                    <a:noFill/>
+                    <a:ln>
+                      <a:noFill/>
+                    </a:ln>
+                  </pic:spPr>
+                </pic:pic>
+              </a:graphicData>
+            </a:graphic>
+          </wp:inline>
+        </w:drawing>
+      </w:r>
+      <w:r>
+        <w:rPr>
+          <w:noProof/>
+        </w:rPr>
+        <w:drawing>
+          <wp:inline distT="0" distB="0" distL="0" distR="0" wp14:anchorId="3DBF8839" wp14:editId="156EAD8F">
+            <wp:extent cx="5114925" cy="1790700"/>
+            <wp:effectExtent l="0" t="0" r="9525" b="0"/>
+            <wp:docPr id="757556280" name="Imagem 5"/>
+            <wp:cNvGraphicFramePr>
+              <a:graphicFrameLocks xmlns:a="http://schemas.openxmlformats.org/drawingml/2006/main" noChangeAspect="1"/>
+            </wp:cNvGraphicFramePr>
+            <a:graphic xmlns:a="http://schemas.openxmlformats.org/drawingml/2006/main">
+              <a:graphicData uri="http://schemas.openxmlformats.org/drawingml/2006/picture">
+                <pic:pic xmlns:pic="http://schemas.openxmlformats.org/drawingml/2006/picture">
+                  <pic:nvPicPr>
+                    <pic:cNvPr id="0" name="Picture 7"/>
+                    <pic:cNvPicPr>
+                      <a:picLocks noChangeAspect="1" noChangeArrowheads="1"/>
+                    </pic:cNvPicPr>
+                  </pic:nvPicPr>
+                  <pic:blipFill>
+                    <a:blip r:embed="rId9" cstate="print">
+                      <a:extLst>
+                        <a:ext uri="{28A0092B-C50C-407E-A947-70E740481C1C}">
+                          <a14:useLocalDpi xmlns:a14="http://schemas.microsoft.com/office/drawing/2010/main" val="0"/>
+                        </a:ext>
+                      </a:extLst>
+                    </a:blip>
+                    <a:srcRect/>
+                    <a:stretch>
+                      <a:fillRect/>
+                    </a:stretch>
+                  </pic:blipFill>
+                  <pic:spPr bwMode="auto">
+                    <a:xfrm>
+                      <a:off x="0" y="0"/>
+                      <a:ext cx="5114925" cy="1790700"/>
+                    </a:xfrm>
+                    <a:prstGeom prst="rect">
+                      <a:avLst/>
+                    </a:prstGeom>
+                    <a:noFill/>
+                    <a:ln>
+                      <a:noFill/>
+                    </a:ln>
+                  </pic:spPr>
+                </pic:pic>
+              </a:graphicData>
+            </a:graphic>
+          </wp:inline>
+        </w:drawing>
+      </w:r>
+    </w:p>
+    <w:p/>
+    <w:p>
+      <w:pPr>
+        <w:rPr>
+          <w:sz w:val="22"/>
+          <w:szCs w:val="22"/>
+        </w:rPr>
+      </w:pPr>
+      <w:r>
+        <w:rPr>
+          <w:sz w:val="22"/>
+          <w:szCs w:val="22"/>
+        </w:rPr>
+        <w:t xml:space="preserve">A simulação de </w:t>
+      </w:r>
+      <w:r>
+        <w:rPr>
+          <w:b/>
+          <w:bCs/>
+          <w:sz w:val="22"/>
+          <w:szCs w:val="22"/>
+        </w:rPr>
+        <w:t>Probabilidade Condicional</w:t>
+      </w:r>
+      <w:r>
+        <w:rPr>
+          <w:sz w:val="22"/>
+          <w:szCs w:val="22"/>
+        </w:rPr>
+        <w:t xml:space="preserve"> demonstra como a chance de um evento ocorrer é recalculada quando já temos uma informação prévia, reduzindo o espaço amostral; na tecnologia, isso é a base de </w:t>
+      </w:r>
+      <w:r>
+        <w:rPr>
+          <w:b/>
+          <w:bCs/>
+          <w:sz w:val="22"/>
+          <w:szCs w:val="22"/>
+        </w:rPr>
+        <w:t>filtros de spam</w:t>
+      </w:r>
+      <w:r>
+        <w:rPr>
+          <w:sz w:val="22"/>
+          <w:szCs w:val="22"/>
+        </w:rPr>
+        <w:t xml:space="preserve">, que calculam a probabilidade de um e-mail ser lixo eletrônico dado que ele contém palavras específicas. No segundo print, sobre </w:t>
+      </w:r>
+      <w:r>
+        <w:rPr>
+          <w:b/>
+          <w:bCs/>
+          <w:sz w:val="22"/>
+          <w:szCs w:val="22"/>
+        </w:rPr>
+        <w:t>Contagem (Combinação)</w:t>
+      </w:r>
+      <w:r>
+        <w:rPr>
+          <w:sz w:val="22"/>
+          <w:szCs w:val="22"/>
+        </w:rPr>
+        <w:t xml:space="preserve">, o grupo explorou como calcular o número de subconjuntos possíveis onde a ordem não importa; esse conceito é aplicado em </w:t>
+      </w:r>
+      <w:r>
+        <w:rPr>
+          <w:b/>
+          <w:bCs/>
+          <w:sz w:val="22"/>
+          <w:szCs w:val="22"/>
+        </w:rPr>
+        <w:t>segurança de dados e criptografia</w:t>
+      </w:r>
+      <w:r>
+        <w:rPr>
+          <w:sz w:val="22"/>
+          <w:szCs w:val="22"/>
+        </w:rPr>
+        <w:t xml:space="preserve"> para determinar a complexidade de chaves e a resistência de sistemas </w:t>
+      </w:r>
+      <w:r>
+        <w:rPr>
+          <w:sz w:val="22"/>
+          <w:szCs w:val="22"/>
+        </w:rPr>
+        <w:t>contra-ataques</w:t>
+      </w:r>
+      <w:r>
+        <w:rPr>
+          <w:sz w:val="22"/>
+          <w:szCs w:val="22"/>
+        </w:rPr>
+        <w:t xml:space="preserve"> de força bruta. Por fim, a </w:t>
+      </w:r>
+      <w:r>
+        <w:rPr>
+          <w:b/>
+          <w:bCs/>
+          <w:sz w:val="22"/>
+          <w:szCs w:val="22"/>
+        </w:rPr>
+        <w:t>Teoria dos Conjuntos</w:t>
+      </w:r>
+      <w:r>
+        <w:rPr>
+          <w:sz w:val="22"/>
+          <w:szCs w:val="22"/>
+        </w:rPr>
+        <w:t xml:space="preserve"> ilustra as interações lógicas (como a interseção destacada em amarelo) entre diferentes grupos de dados; na prática, isso é essencial para </w:t>
+      </w:r>
+      <w:r>
+        <w:rPr>
+          <w:b/>
+          <w:bCs/>
+          <w:sz w:val="22"/>
+          <w:szCs w:val="22"/>
+        </w:rPr>
+        <w:t>consultas em bancos de dados (SQL)</w:t>
+      </w:r>
+      <w:r>
+        <w:rPr>
+          <w:sz w:val="22"/>
+          <w:szCs w:val="22"/>
+        </w:rPr>
+        <w:t xml:space="preserve">, onde utilizamos </w:t>
+      </w:r>
+      <w:proofErr w:type="spellStart"/>
+      <w:r>
+        <w:rPr>
+          <w:sz w:val="22"/>
+          <w:szCs w:val="22"/>
+        </w:rPr>
+        <w:t>JOINs</w:t>
+      </w:r>
+      <w:proofErr w:type="spellEnd"/>
+      <w:r>
+        <w:rPr>
+          <w:sz w:val="22"/>
+          <w:szCs w:val="22"/>
+        </w:rPr>
+        <w:t xml:space="preserve"> para extrair informações que atendem a múltiplos critérios simultaneamente.</w:t>
+      </w:r>
+    </w:p>
+    <w:p>
+      <w:pPr>
+        <w:rPr>
+          <w:sz w:val="22"/>
+          <w:szCs w:val="22"/>
+        </w:rPr>
+      </w:pPr>
+      <w:r>
+        <w:rPr>
+          <w:sz w:val="22"/>
+          <w:szCs w:val="22"/>
+        </w:rPr>
+        <w:lastRenderedPageBreak/>
+        <w:t>Capitulo 3 -</w:t>
+      </w:r>
+      <w:r>
+        <w:rPr>
+          <w:sz w:val="22"/>
+          <w:szCs w:val="22"/>
+        </w:rPr>
+        <w:br/>
+      </w:r>
+      <w:r>
+        <w:rPr>
+          <w:sz w:val="22"/>
+          <w:szCs w:val="22"/>
+        </w:rPr>
+        <w:drawing>
+          <wp:inline distT="0" distB="0" distL="0" distR="0" wp14:anchorId="724A718E" wp14:editId="0681BA22">
+            <wp:extent cx="5372100" cy="2038350"/>
+            <wp:effectExtent l="0" t="0" r="0" b="0"/>
+            <wp:docPr id="454945670" name="Imagem 1"/>
+            <wp:cNvGraphicFramePr>
+              <a:graphicFrameLocks xmlns:a="http://schemas.openxmlformats.org/drawingml/2006/main" noChangeAspect="1"/>
+            </wp:cNvGraphicFramePr>
+            <a:graphic xmlns:a="http://schemas.openxmlformats.org/drawingml/2006/main">
+              <a:graphicData uri="http://schemas.openxmlformats.org/drawingml/2006/picture">
+                <pic:pic xmlns:pic="http://schemas.openxmlformats.org/drawingml/2006/picture">
+                  <pic:nvPicPr>
+                    <pic:cNvPr id="454945670" name=""/>
+                    <pic:cNvPicPr/>
+                  </pic:nvPicPr>
+                  <pic:blipFill>
+                    <a:blip r:embed="rId10"/>
+                    <a:stretch>
+                      <a:fillRect/>
+                    </a:stretch>
+                  </pic:blipFill>
+                  <pic:spPr>
+                    <a:xfrm>
+                      <a:off x="0" y="0"/>
+                      <a:ext cx="5372100" cy="2038350"/>
+                    </a:xfrm>
+                    <a:prstGeom prst="rect">
+                      <a:avLst/>
+                    </a:prstGeom>
+                  </pic:spPr>
+                </pic:pic>
+              </a:graphicData>
+            </a:graphic>
+          </wp:inline>
+        </w:drawing>
+      </w:r>
+    </w:p>
+    <w:p>
+      <w:pPr>
+        <w:rPr>
+          <w:sz w:val="22"/>
+          <w:szCs w:val="22"/>
+        </w:rPr>
+      </w:pPr>
+      <w:r>
+        <w:rPr>
+          <w:sz w:val="22"/>
+          <w:szCs w:val="22"/>
+        </w:rPr>
+        <w:drawing>
+          <wp:inline distT="0" distB="0" distL="0" distR="0" wp14:anchorId="62583F91" wp14:editId="7F3F1998">
+            <wp:extent cx="5400040" cy="1885950"/>
+            <wp:effectExtent l="0" t="0" r="0" b="0"/>
+            <wp:docPr id="602173155" name="Imagem 1"/>
+            <wp:cNvGraphicFramePr>
+              <a:graphicFrameLocks xmlns:a="http://schemas.openxmlformats.org/drawingml/2006/main" noChangeAspect="1"/>
+            </wp:cNvGraphicFramePr>
+            <a:graphic xmlns:a="http://schemas.openxmlformats.org/drawingml/2006/main">
+              <a:graphicData uri="http://schemas.openxmlformats.org/drawingml/2006/picture">
+                <pic:pic xmlns:pic="http://schemas.openxmlformats.org/drawingml/2006/picture">
+                  <pic:nvPicPr>
+                    <pic:cNvPr id="602173155" name=""/>
+                    <pic:cNvPicPr/>
+                  </pic:nvPicPr>
+                  <pic:blipFill>
+                    <a:blip r:embed="rId11"/>
+                    <a:stretch>
+                      <a:fillRect/>
+                    </a:stretch>
+                  </pic:blipFill>
+                  <pic:spPr>
+                    <a:xfrm>
+                      <a:off x="0" y="0"/>
+                      <a:ext cx="5400040" cy="1885950"/>
+                    </a:xfrm>
+                    <a:prstGeom prst="rect">
+                      <a:avLst/>
+                    </a:prstGeom>
+                  </pic:spPr>
+                </pic:pic>
+              </a:graphicData>
+            </a:graphic>
+          </wp:inline>
+        </w:drawing>
+      </w:r>
+    </w:p>
+    <w:p>
+      <w:pPr>
+        <w:rPr>
+          <w:sz w:val="22"/>
+          <w:szCs w:val="22"/>
+        </w:rPr>
+      </w:pPr>
+      <w:r>
+        <w:rPr>
+          <w:sz w:val="22"/>
+          <w:szCs w:val="22"/>
+        </w:rPr>
+        <w:drawing>
+          <wp:inline distT="0" distB="0" distL="0" distR="0" wp14:anchorId="53D8B9CB" wp14:editId="07DB8DE6">
+            <wp:extent cx="5400040" cy="1781175"/>
+            <wp:effectExtent l="0" t="0" r="0" b="9525"/>
+            <wp:docPr id="1646160227" name="Imagem 1"/>
+            <wp:cNvGraphicFramePr>
+              <a:graphicFrameLocks xmlns:a="http://schemas.openxmlformats.org/drawingml/2006/main" noChangeAspect="1"/>
+            </wp:cNvGraphicFramePr>
+            <a:graphic xmlns:a="http://schemas.openxmlformats.org/drawingml/2006/main">
+              <a:graphicData uri="http://schemas.openxmlformats.org/drawingml/2006/picture">
+                <pic:pic xmlns:pic="http://schemas.openxmlformats.org/drawingml/2006/picture">
+                  <pic:nvPicPr>
+                    <pic:cNvPr id="1646160227" name=""/>
+                    <pic:cNvPicPr/>
+                  </pic:nvPicPr>
+                  <pic:blipFill>
+                    <a:blip r:embed="rId12"/>
+                    <a:stretch>
+                      <a:fillRect/>
+                    </a:stretch>
+                  </pic:blipFill>
+                  <pic:spPr>
+                    <a:xfrm>
+                      <a:off x="0" y="0"/>
+                      <a:ext cx="5400040" cy="1781175"/>
+                    </a:xfrm>
+                    <a:prstGeom prst="rect">
+                      <a:avLst/>
+                    </a:prstGeom>
+                  </pic:spPr>
+                </pic:pic>
+              </a:graphicData>
+            </a:graphic>
+          </wp:inline>
+        </w:drawing>
+      </w:r>
+    </w:p>
+    <w:p>
+      <w:r>
+        <w:t xml:space="preserve">A primeira imagem mostra a </w:t>
+      </w:r>
+      <w:r>
+        <w:rPr>
+          <w:b/>
+          <w:bCs/>
+        </w:rPr>
+        <w:t>Distribuição t de Student</w:t>
+      </w:r>
+      <w:r>
+        <w:t xml:space="preserve">, que serve para entender um grupo quando a gente tem pouquíssimas informações em mãos; na tecnologia, a gente usa muito isso para testar a </w:t>
+      </w:r>
+      <w:r>
+        <w:rPr>
+          <w:b/>
+          <w:bCs/>
+        </w:rPr>
+        <w:t>performance de um sistema novo</w:t>
+      </w:r>
+      <w:r>
+        <w:t xml:space="preserve">, onde ainda não existem dados históricos para dar certeza de nada. Já no segundo print, sobre </w:t>
+      </w:r>
+      <w:r>
+        <w:rPr>
+          <w:b/>
+          <w:bCs/>
+        </w:rPr>
+        <w:t>Amostragem</w:t>
+      </w:r>
+      <w:r>
+        <w:t xml:space="preserve">, o grupo viu como pequenas "fatias" de dados ajudam a construir o desenho do todo; isso é o que permite criar </w:t>
+      </w:r>
+      <w:r>
+        <w:rPr>
+          <w:b/>
+          <w:bCs/>
+        </w:rPr>
+        <w:t>simulações de cenários</w:t>
+      </w:r>
+      <w:r>
+        <w:t xml:space="preserve"> para prever se um modelo de IA vai ser confiável ou não antes de ele ir ao ar. Por fim, o </w:t>
+      </w:r>
+      <w:r>
+        <w:rPr>
+          <w:b/>
+          <w:bCs/>
+        </w:rPr>
+        <w:t>Teorema do Limite Central</w:t>
+      </w:r>
+      <w:r>
+        <w:t xml:space="preserve"> prova que, se você tirar médias de vários grupos, o resultado final sempre vai seguir um padrão equilibrado (a curva normal); no dia a dia de </w:t>
+      </w:r>
+      <w:r>
+        <w:rPr>
+          <w:b/>
+          <w:bCs/>
+        </w:rPr>
+        <w:t>Big Data</w:t>
+      </w:r>
+      <w:r>
+        <w:t>, é isso que permite entender o comportamento de milhões de usuários analisando apenas uma parte deles, garantindo que a análise seja precisa mesmo em um mar de dados bagunçados.</w:t>
+      </w:r>
+    </w:p>
+    <w:p>
+      <w:r>
+        <w:lastRenderedPageBreak/>
+        <w:t xml:space="preserve">Capitulo 4 - </w:t>
+      </w:r>
+    </w:p>
+    <w:p>
+      <w:r>
+        <w:drawing>
+          <wp:inline distT="0" distB="0" distL="0" distR="0" wp14:anchorId="66EA7E52" wp14:editId="4520F7B2">
+            <wp:extent cx="5181600" cy="2095500"/>
+            <wp:effectExtent l="0" t="0" r="0" b="0"/>
+            <wp:docPr id="1663370264" name="Imagem 1"/>
+            <wp:cNvGraphicFramePr>
+              <a:graphicFrameLocks xmlns:a="http://schemas.openxmlformats.org/drawingml/2006/main" noChangeAspect="1"/>
+            </wp:cNvGraphicFramePr>
+            <a:graphic xmlns:a="http://schemas.openxmlformats.org/drawingml/2006/main">
+              <a:graphicData uri="http://schemas.openxmlformats.org/drawingml/2006/picture">
+                <pic:pic xmlns:pic="http://schemas.openxmlformats.org/drawingml/2006/picture">
+                  <pic:nvPicPr>
+                    <pic:cNvPr id="1663370264" name=""/>
+                    <pic:cNvPicPr/>
+                  </pic:nvPicPr>
+                  <pic:blipFill>
+                    <a:blip r:embed="rId13"/>
+                    <a:stretch>
+                      <a:fillRect/>
+                    </a:stretch>
+                  </pic:blipFill>
+                  <pic:spPr>
+                    <a:xfrm>
+                      <a:off x="0" y="0"/>
+                      <a:ext cx="5181600" cy="2095500"/>
+                    </a:xfrm>
+                    <a:prstGeom prst="rect">
+                      <a:avLst/>
+                    </a:prstGeom>
+                  </pic:spPr>
+                </pic:pic>
+              </a:graphicData>
+            </a:graphic>
+          </wp:inline>
+        </w:drawing>
+      </w:r>
+    </w:p>
+    <w:p>
+      <w:r>
+        <w:drawing>
+          <wp:inline distT="0" distB="0" distL="0" distR="0" wp14:anchorId="14E60E44" wp14:editId="31A65F85">
+            <wp:extent cx="5219700" cy="1933575"/>
+            <wp:effectExtent l="0" t="0" r="0" b="9525"/>
+            <wp:docPr id="90311008" name="Imagem 1"/>
+            <wp:cNvGraphicFramePr>
+              <a:graphicFrameLocks xmlns:a="http://schemas.openxmlformats.org/drawingml/2006/main" noChangeAspect="1"/>
+            </wp:cNvGraphicFramePr>
+            <a:graphic xmlns:a="http://schemas.openxmlformats.org/drawingml/2006/main">
+              <a:graphicData uri="http://schemas.openxmlformats.org/drawingml/2006/picture">
+                <pic:pic xmlns:pic="http://schemas.openxmlformats.org/drawingml/2006/picture">
+                  <pic:nvPicPr>
+                    <pic:cNvPr id="90311008" name=""/>
+                    <pic:cNvPicPr/>
+                  </pic:nvPicPr>
+                  <pic:blipFill>
+                    <a:blip r:embed="rId14"/>
+                    <a:stretch>
+                      <a:fillRect/>
+                    </a:stretch>
+                  </pic:blipFill>
+                  <pic:spPr>
+                    <a:xfrm>
+                      <a:off x="0" y="0"/>
+                      <a:ext cx="5219700" cy="1933575"/>
+                    </a:xfrm>
+                    <a:prstGeom prst="rect">
+                      <a:avLst/>
+                    </a:prstGeom>
+                  </pic:spPr>
+                </pic:pic>
+              </a:graphicData>
+            </a:graphic>
+          </wp:inline>
+        </w:drawing>
+      </w:r>
+    </w:p>
+    <w:p>
+      <w:r>
+        <w:drawing>
+          <wp:inline distT="0" distB="0" distL="0" distR="0" wp14:anchorId="562DCA8D" wp14:editId="7B3CB614">
+            <wp:extent cx="5238750" cy="1857375"/>
+            <wp:effectExtent l="0" t="0" r="0" b="9525"/>
+            <wp:docPr id="1672579983" name="Imagem 1"/>
+            <wp:cNvGraphicFramePr>
+              <a:graphicFrameLocks xmlns:a="http://schemas.openxmlformats.org/drawingml/2006/main" noChangeAspect="1"/>
+            </wp:cNvGraphicFramePr>
+            <a:graphic xmlns:a="http://schemas.openxmlformats.org/drawingml/2006/main">
+              <a:graphicData uri="http://schemas.openxmlformats.org/drawingml/2006/picture">
+                <pic:pic xmlns:pic="http://schemas.openxmlformats.org/drawingml/2006/picture">
+                  <pic:nvPicPr>
+                    <pic:cNvPr id="1672579983" name=""/>
+                    <pic:cNvPicPr/>
+                  </pic:nvPicPr>
+                  <pic:blipFill>
+                    <a:blip r:embed="rId15"/>
+                    <a:stretch>
+                      <a:fillRect/>
+                    </a:stretch>
+                  </pic:blipFill>
+                  <pic:spPr>
+                    <a:xfrm>
+                      <a:off x="0" y="0"/>
+                      <a:ext cx="5238750" cy="1857375"/>
+                    </a:xfrm>
+                    <a:prstGeom prst="rect">
+                      <a:avLst/>
+                    </a:prstGeom>
+                  </pic:spPr>
+                </pic:pic>
+              </a:graphicData>
+            </a:graphic>
+          </wp:inline>
+        </w:drawing>
+      </w:r>
+    </w:p>
+    <w:p>
+      <w:r>
+        <w:t xml:space="preserve">A </w:t>
+      </w:r>
+      <w:r>
+        <w:rPr>
+          <w:b/>
+          <w:bCs/>
+        </w:rPr>
+        <w:t>Estimativa de Pontos</w:t>
+      </w:r>
+      <w:r>
+        <w:t xml:space="preserve"> usa sorteios aleatórios para aproximar valores desconhecidos, como o $\pi$, mostrando que simulações repetidas revelam dados ocultos; na tecnologia, isso ajuda a </w:t>
+      </w:r>
+      <w:r>
+        <w:rPr>
+          <w:b/>
+          <w:bCs/>
+        </w:rPr>
+        <w:t>prever prazos de entrega</w:t>
+      </w:r>
+      <w:r>
+        <w:t xml:space="preserve"> em projetos com muitas incertezas. O </w:t>
+      </w:r>
+      <w:r>
+        <w:rPr>
+          <w:b/>
+          <w:bCs/>
+        </w:rPr>
+        <w:t>Intervalo de Confiança</w:t>
+      </w:r>
+      <w:r>
+        <w:t xml:space="preserve"> ensina que não existe um número exato, mas sim uma faixa de segurança onde a verdade se encontra, sendo essencial para </w:t>
+      </w:r>
+      <w:r>
+        <w:rPr>
+          <w:b/>
+          <w:bCs/>
+        </w:rPr>
+        <w:t>prever metas de vendas</w:t>
+      </w:r>
+      <w:r>
+        <w:t xml:space="preserve"> com margens de erro realistas. Por fim, o </w:t>
+      </w:r>
+      <w:r>
+        <w:rPr>
+          <w:b/>
+          <w:bCs/>
+        </w:rPr>
+        <w:t>Bootstrap</w:t>
+      </w:r>
+      <w:r>
+        <w:t xml:space="preserve"> permite "multiplicar" dados limitados através de reamostragem para testar a precisão de um sistema; na prática, é usado para </w:t>
+      </w:r>
+      <w:r>
+        <w:rPr>
+          <w:b/>
+          <w:bCs/>
+        </w:rPr>
+        <w:t>validar modelos de IA</w:t>
+      </w:r>
+      <w:r>
+        <w:t xml:space="preserve"> quando temos pouca informação disponível, garantindo que a inteligência aprenda padrões reais.</w:t>
+      </w:r>
+    </w:p>
+    <w:p>
+      <w:r>
+        <w:lastRenderedPageBreak/>
+        <w:t>Capítulo 5 -</w:t>
+      </w:r>
+      <w:r>
+        <w:br/>
+      </w:r>
+      <w:r>
+        <w:br/>
+      </w:r>
+    </w:p>
+    <w:p/>
+    <w:p>
+      <w:r>
+        <w:br/>
+      </w:r>
+      <w:r>
+        <w:br/>
+      </w:r>
+    </w:p>
     <w:sectPr>
       <w:pgSz w:w="11906" w:h="16838"/>
       <w:pgMar w:top="1417" w:right="1701" w:bottom="1417" w:left="1701" w:header="708" w:footer="708" w:gutter="0"/>
